--- a/clients/rspmd/crowdstrike/monthly/2026-03/RSPMD-CrowdStrike-Activity-2026-03.docx
+++ b/clients/rspmd/crowdstrike/monthly/2026-03/RSPMD-CrowdStrike-Activity-2026-03.docx
@@ -95,7 +95,7 @@
       <w:tr>
         <w:tc>
           <w:tcPr>
-            <w:tcW w:type="dxa" w:w="3744"/>
+            <w:tcW w:type="dxa" w:w="3528"/>
             <w:tcBorders>
               <w:top w:val="nil"/>
               <w:left w:val="nil"/>
@@ -133,7 +133,7 @@
         </w:tc>
         <w:tc>
           <w:tcPr>
-            <w:tcW w:type="dxa" w:w="3744"/>
+            <w:tcW w:type="dxa" w:w="3528"/>
             <w:tcBorders>
               <w:top w:val="nil"/>
               <w:left w:val="nil"/>
@@ -2047,7 +2047,7 @@
         </w:tc>
         <w:tc>
           <w:tcPr>
-            <w:tcW w:type="dxa" w:w="2592"/>
+            <w:tcW w:type="dxa" w:w="2448"/>
             <w:shd w:val="clear" w:color="auto" w:fill="006DB6"/>
             <w:tcBorders>
               <w:top w:val="single" w:sz="4" w:color="E9ECEF"/>
@@ -2074,7 +2074,7 @@
         </w:tc>
         <w:tc>
           <w:tcPr>
-            <w:tcW w:type="dxa" w:w="1872"/>
+            <w:tcW w:type="dxa" w:w="1728"/>
             <w:shd w:val="clear" w:color="auto" w:fill="006DB6"/>
             <w:tcBorders>
               <w:top w:val="single" w:sz="4" w:color="E9ECEF"/>
@@ -2101,7 +2101,7 @@
         </w:tc>
         <w:tc>
           <w:tcPr>
-            <w:tcW w:type="dxa" w:w="1872"/>
+            <w:tcW w:type="dxa" w:w="1728"/>
             <w:shd w:val="clear" w:color="auto" w:fill="006DB6"/>
             <w:tcBorders>
               <w:top w:val="single" w:sz="4" w:color="E9ECEF"/>
@@ -2177,7 +2177,7 @@
                 <w:color w:val="59595B"/>
                 <w:sz w:val="19"/>
               </w:rPr>
-              <w:t>2026-03-17</w:t>
+              <w:t>—</w:t>
             </w:r>
           </w:p>
         </w:tc>
@@ -2209,7 +2209,7 @@
         </w:tc>
         <w:tc>
           <w:tcPr>
-            <w:tcW w:type="dxa" w:w="2592"/>
+            <w:tcW w:type="dxa" w:w="2448"/>
             <w:tcBorders>
               <w:top w:val="single" w:sz="4" w:color="E9ECEF"/>
               <w:left w:val="single" w:sz="4" w:color="E9ECEF"/>
@@ -2235,7 +2235,7 @@
         </w:tc>
         <w:tc>
           <w:tcPr>
-            <w:tcW w:type="dxa" w:w="1872"/>
+            <w:tcW w:type="dxa" w:w="1728"/>
             <w:tcBorders>
               <w:top w:val="single" w:sz="4" w:color="E9ECEF"/>
               <w:left w:val="single" w:sz="4" w:color="E9ECEF"/>
@@ -2261,7 +2261,7 @@
         </w:tc>
         <w:tc>
           <w:tcPr>
-            <w:tcW w:type="dxa" w:w="1872"/>
+            <w:tcW w:type="dxa" w:w="1728"/>
             <w:tcBorders>
               <w:top w:val="single" w:sz="4" w:color="E9ECEF"/>
               <w:left w:val="single" w:sz="4" w:color="E9ECEF"/>
@@ -2336,7 +2336,7 @@
                 <w:color w:val="59595B"/>
                 <w:sz w:val="19"/>
               </w:rPr>
-              <w:t>2026-03-30</w:t>
+              <w:t>—</w:t>
             </w:r>
           </w:p>
         </w:tc>
@@ -2369,7 +2369,7 @@
         </w:tc>
         <w:tc>
           <w:tcPr>
-            <w:tcW w:type="dxa" w:w="2592"/>
+            <w:tcW w:type="dxa" w:w="2448"/>
             <w:shd w:val="clear" w:color="auto" w:fill="F8F9FA"/>
             <w:tcBorders>
               <w:top w:val="single" w:sz="4" w:color="E9ECEF"/>
@@ -2396,7 +2396,7 @@
         </w:tc>
         <w:tc>
           <w:tcPr>
-            <w:tcW w:type="dxa" w:w="1872"/>
+            <w:tcW w:type="dxa" w:w="1728"/>
             <w:shd w:val="clear" w:color="auto" w:fill="F8F9FA"/>
             <w:tcBorders>
               <w:top w:val="single" w:sz="4" w:color="E9ECEF"/>
@@ -2423,7 +2423,7 @@
         </w:tc>
         <w:tc>
           <w:tcPr>
-            <w:tcW w:type="dxa" w:w="1872"/>
+            <w:tcW w:type="dxa" w:w="1728"/>
             <w:shd w:val="clear" w:color="auto" w:fill="F8F9FA"/>
             <w:tcBorders>
               <w:top w:val="single" w:sz="4" w:color="E9ECEF"/>
@@ -2499,7 +2499,7 @@
                 <w:color w:val="59595B"/>
                 <w:sz w:val="19"/>
               </w:rPr>
-              <w:t>2026-03-30</w:t>
+              <w:t>—</w:t>
             </w:r>
           </w:p>
         </w:tc>
@@ -2531,7 +2531,7 @@
         </w:tc>
         <w:tc>
           <w:tcPr>
-            <w:tcW w:type="dxa" w:w="2592"/>
+            <w:tcW w:type="dxa" w:w="2448"/>
             <w:tcBorders>
               <w:top w:val="single" w:sz="4" w:color="E9ECEF"/>
               <w:left w:val="single" w:sz="4" w:color="E9ECEF"/>
@@ -2557,7 +2557,7 @@
         </w:tc>
         <w:tc>
           <w:tcPr>
-            <w:tcW w:type="dxa" w:w="1872"/>
+            <w:tcW w:type="dxa" w:w="1728"/>
             <w:tcBorders>
               <w:top w:val="single" w:sz="4" w:color="E9ECEF"/>
               <w:left w:val="single" w:sz="4" w:color="E9ECEF"/>
@@ -2583,7 +2583,7 @@
         </w:tc>
         <w:tc>
           <w:tcPr>
-            <w:tcW w:type="dxa" w:w="1872"/>
+            <w:tcW w:type="dxa" w:w="1728"/>
             <w:tcBorders>
               <w:top w:val="single" w:sz="4" w:color="E9ECEF"/>
               <w:left w:val="single" w:sz="4" w:color="E9ECEF"/>
@@ -2658,7 +2658,7 @@
                 <w:color w:val="59595B"/>
                 <w:sz w:val="19"/>
               </w:rPr>
-              <w:t>2026-03-31</w:t>
+              <w:t>—</w:t>
             </w:r>
           </w:p>
         </w:tc>
@@ -2691,7 +2691,7 @@
         </w:tc>
         <w:tc>
           <w:tcPr>
-            <w:tcW w:type="dxa" w:w="2592"/>
+            <w:tcW w:type="dxa" w:w="2448"/>
             <w:shd w:val="clear" w:color="auto" w:fill="F8F9FA"/>
             <w:tcBorders>
               <w:top w:val="single" w:sz="4" w:color="E9ECEF"/>
@@ -2718,7 +2718,7 @@
         </w:tc>
         <w:tc>
           <w:tcPr>
-            <w:tcW w:type="dxa" w:w="1872"/>
+            <w:tcW w:type="dxa" w:w="1728"/>
             <w:shd w:val="clear" w:color="auto" w:fill="F8F9FA"/>
             <w:tcBorders>
               <w:top w:val="single" w:sz="4" w:color="E9ECEF"/>
@@ -2745,7 +2745,7 @@
         </w:tc>
         <w:tc>
           <w:tcPr>
-            <w:tcW w:type="dxa" w:w="1872"/>
+            <w:tcW w:type="dxa" w:w="1728"/>
             <w:shd w:val="clear" w:color="auto" w:fill="F8F9FA"/>
             <w:tcBorders>
               <w:top w:val="single" w:sz="4" w:color="E9ECEF"/>
@@ -2821,7 +2821,7 @@
                 <w:color w:val="59595B"/>
                 <w:sz w:val="19"/>
               </w:rPr>
-              <w:t>2026-03-25</w:t>
+              <w:t>—</w:t>
             </w:r>
           </w:p>
         </w:tc>
@@ -2853,7 +2853,7 @@
         </w:tc>
         <w:tc>
           <w:tcPr>
-            <w:tcW w:type="dxa" w:w="2592"/>
+            <w:tcW w:type="dxa" w:w="2448"/>
             <w:tcBorders>
               <w:top w:val="single" w:sz="4" w:color="E9ECEF"/>
               <w:left w:val="single" w:sz="4" w:color="E9ECEF"/>
@@ -2879,7 +2879,7 @@
         </w:tc>
         <w:tc>
           <w:tcPr>
-            <w:tcW w:type="dxa" w:w="1872"/>
+            <w:tcW w:type="dxa" w:w="1728"/>
             <w:tcBorders>
               <w:top w:val="single" w:sz="4" w:color="E9ECEF"/>
               <w:left w:val="single" w:sz="4" w:color="E9ECEF"/>
@@ -2905,7 +2905,7 @@
         </w:tc>
         <w:tc>
           <w:tcPr>
-            <w:tcW w:type="dxa" w:w="1872"/>
+            <w:tcW w:type="dxa" w:w="1728"/>
             <w:tcBorders>
               <w:top w:val="single" w:sz="4" w:color="E9ECEF"/>
               <w:left w:val="single" w:sz="4" w:color="E9ECEF"/>
@@ -2980,7 +2980,7 @@
                 <w:color w:val="59595B"/>
                 <w:sz w:val="19"/>
               </w:rPr>
-              <w:t>2026-03-25</w:t>
+              <w:t>—</w:t>
             </w:r>
           </w:p>
         </w:tc>
@@ -3013,7 +3013,7 @@
         </w:tc>
         <w:tc>
           <w:tcPr>
-            <w:tcW w:type="dxa" w:w="2592"/>
+            <w:tcW w:type="dxa" w:w="2448"/>
             <w:shd w:val="clear" w:color="auto" w:fill="F8F9FA"/>
             <w:tcBorders>
               <w:top w:val="single" w:sz="4" w:color="E9ECEF"/>
@@ -3040,7 +3040,7 @@
         </w:tc>
         <w:tc>
           <w:tcPr>
-            <w:tcW w:type="dxa" w:w="1872"/>
+            <w:tcW w:type="dxa" w:w="1728"/>
             <w:shd w:val="clear" w:color="auto" w:fill="F8F9FA"/>
             <w:tcBorders>
               <w:top w:val="single" w:sz="4" w:color="E9ECEF"/>
@@ -3067,7 +3067,7 @@
         </w:tc>
         <w:tc>
           <w:tcPr>
-            <w:tcW w:type="dxa" w:w="1872"/>
+            <w:tcW w:type="dxa" w:w="1728"/>
             <w:shd w:val="clear" w:color="auto" w:fill="F8F9FA"/>
             <w:tcBorders>
               <w:top w:val="single" w:sz="4" w:color="E9ECEF"/>
@@ -3143,7 +3143,7 @@
                 <w:color w:val="59595B"/>
                 <w:sz w:val="19"/>
               </w:rPr>
-              <w:t>2026-03-24</w:t>
+              <w:t>—</w:t>
             </w:r>
           </w:p>
         </w:tc>
@@ -3175,7 +3175,7 @@
         </w:tc>
         <w:tc>
           <w:tcPr>
-            <w:tcW w:type="dxa" w:w="2592"/>
+            <w:tcW w:type="dxa" w:w="2448"/>
             <w:tcBorders>
               <w:top w:val="single" w:sz="4" w:color="E9ECEF"/>
               <w:left w:val="single" w:sz="4" w:color="E9ECEF"/>
@@ -3201,7 +3201,7 @@
         </w:tc>
         <w:tc>
           <w:tcPr>
-            <w:tcW w:type="dxa" w:w="1872"/>
+            <w:tcW w:type="dxa" w:w="1728"/>
             <w:tcBorders>
               <w:top w:val="single" w:sz="4" w:color="E9ECEF"/>
               <w:left w:val="single" w:sz="4" w:color="E9ECEF"/>
@@ -3227,7 +3227,7 @@
         </w:tc>
         <w:tc>
           <w:tcPr>
-            <w:tcW w:type="dxa" w:w="1872"/>
+            <w:tcW w:type="dxa" w:w="1728"/>
             <w:tcBorders>
               <w:top w:val="single" w:sz="4" w:color="E9ECEF"/>
               <w:left w:val="single" w:sz="4" w:color="E9ECEF"/>
@@ -3302,7 +3302,7 @@
                 <w:color w:val="59595B"/>
                 <w:sz w:val="19"/>
               </w:rPr>
-              <w:t>2026-03-31</w:t>
+              <w:t>—</w:t>
             </w:r>
           </w:p>
         </w:tc>
@@ -3335,7 +3335,7 @@
         </w:tc>
         <w:tc>
           <w:tcPr>
-            <w:tcW w:type="dxa" w:w="2592"/>
+            <w:tcW w:type="dxa" w:w="2448"/>
             <w:shd w:val="clear" w:color="auto" w:fill="F8F9FA"/>
             <w:tcBorders>
               <w:top w:val="single" w:sz="4" w:color="E9ECEF"/>
@@ -3362,7 +3362,7 @@
         </w:tc>
         <w:tc>
           <w:tcPr>
-            <w:tcW w:type="dxa" w:w="1872"/>
+            <w:tcW w:type="dxa" w:w="1728"/>
             <w:shd w:val="clear" w:color="auto" w:fill="F8F9FA"/>
             <w:tcBorders>
               <w:top w:val="single" w:sz="4" w:color="E9ECEF"/>
@@ -3389,7 +3389,7 @@
         </w:tc>
         <w:tc>
           <w:tcPr>
-            <w:tcW w:type="dxa" w:w="1872"/>
+            <w:tcW w:type="dxa" w:w="1728"/>
             <w:shd w:val="clear" w:color="auto" w:fill="F8F9FA"/>
             <w:tcBorders>
               <w:top w:val="single" w:sz="4" w:color="E9ECEF"/>
@@ -3465,7 +3465,7 @@
                 <w:color w:val="59595B"/>
                 <w:sz w:val="19"/>
               </w:rPr>
-              <w:t>2026-03-31</w:t>
+              <w:t>—</w:t>
             </w:r>
           </w:p>
         </w:tc>
@@ -3497,7 +3497,7 @@
         </w:tc>
         <w:tc>
           <w:tcPr>
-            <w:tcW w:type="dxa" w:w="2592"/>
+            <w:tcW w:type="dxa" w:w="2448"/>
             <w:tcBorders>
               <w:top w:val="single" w:sz="4" w:color="E9ECEF"/>
               <w:left w:val="single" w:sz="4" w:color="E9ECEF"/>
@@ -3523,7 +3523,7 @@
         </w:tc>
         <w:tc>
           <w:tcPr>
-            <w:tcW w:type="dxa" w:w="1872"/>
+            <w:tcW w:type="dxa" w:w="1728"/>
             <w:tcBorders>
               <w:top w:val="single" w:sz="4" w:color="E9ECEF"/>
               <w:left w:val="single" w:sz="4" w:color="E9ECEF"/>
@@ -3549,7 +3549,7 @@
         </w:tc>
         <w:tc>
           <w:tcPr>
-            <w:tcW w:type="dxa" w:w="1872"/>
+            <w:tcW w:type="dxa" w:w="1728"/>
             <w:tcBorders>
               <w:top w:val="single" w:sz="4" w:color="E9ECEF"/>
               <w:left w:val="single" w:sz="4" w:color="E9ECEF"/>
@@ -3624,7 +3624,7 @@
                 <w:color w:val="59595B"/>
                 <w:sz w:val="19"/>
               </w:rPr>
-              <w:t>2026-03-24</w:t>
+              <w:t>—</w:t>
             </w:r>
           </w:p>
         </w:tc>
@@ -3657,7 +3657,7 @@
         </w:tc>
         <w:tc>
           <w:tcPr>
-            <w:tcW w:type="dxa" w:w="2592"/>
+            <w:tcW w:type="dxa" w:w="2448"/>
             <w:shd w:val="clear" w:color="auto" w:fill="F8F9FA"/>
             <w:tcBorders>
               <w:top w:val="single" w:sz="4" w:color="E9ECEF"/>
@@ -3684,7 +3684,7 @@
         </w:tc>
         <w:tc>
           <w:tcPr>
-            <w:tcW w:type="dxa" w:w="1872"/>
+            <w:tcW w:type="dxa" w:w="1728"/>
             <w:shd w:val="clear" w:color="auto" w:fill="F8F9FA"/>
             <w:tcBorders>
               <w:top w:val="single" w:sz="4" w:color="E9ECEF"/>
@@ -3711,7 +3711,7 @@
         </w:tc>
         <w:tc>
           <w:tcPr>
-            <w:tcW w:type="dxa" w:w="1872"/>
+            <w:tcW w:type="dxa" w:w="1728"/>
             <w:shd w:val="clear" w:color="auto" w:fill="F8F9FA"/>
             <w:tcBorders>
               <w:top w:val="single" w:sz="4" w:color="E9ECEF"/>
@@ -3787,7 +3787,7 @@
                 <w:color w:val="59595B"/>
                 <w:sz w:val="19"/>
               </w:rPr>
-              <w:t>2026-03-30</w:t>
+              <w:t>—</w:t>
             </w:r>
           </w:p>
         </w:tc>
@@ -3819,7 +3819,7 @@
         </w:tc>
         <w:tc>
           <w:tcPr>
-            <w:tcW w:type="dxa" w:w="2592"/>
+            <w:tcW w:type="dxa" w:w="2448"/>
             <w:tcBorders>
               <w:top w:val="single" w:sz="4" w:color="E9ECEF"/>
               <w:left w:val="single" w:sz="4" w:color="E9ECEF"/>
@@ -3845,7 +3845,7 @@
         </w:tc>
         <w:tc>
           <w:tcPr>
-            <w:tcW w:type="dxa" w:w="1872"/>
+            <w:tcW w:type="dxa" w:w="1728"/>
             <w:tcBorders>
               <w:top w:val="single" w:sz="4" w:color="E9ECEF"/>
               <w:left w:val="single" w:sz="4" w:color="E9ECEF"/>
@@ -3871,7 +3871,7 @@
         </w:tc>
         <w:tc>
           <w:tcPr>
-            <w:tcW w:type="dxa" w:w="1872"/>
+            <w:tcW w:type="dxa" w:w="1728"/>
             <w:tcBorders>
               <w:top w:val="single" w:sz="4" w:color="E9ECEF"/>
               <w:left w:val="single" w:sz="4" w:color="E9ECEF"/>
@@ -3946,7 +3946,7 @@
                 <w:color w:val="59595B"/>
                 <w:sz w:val="19"/>
               </w:rPr>
-              <w:t>2026-03-25</w:t>
+              <w:t>—</w:t>
             </w:r>
           </w:p>
         </w:tc>
@@ -3979,7 +3979,7 @@
         </w:tc>
         <w:tc>
           <w:tcPr>
-            <w:tcW w:type="dxa" w:w="2592"/>
+            <w:tcW w:type="dxa" w:w="2448"/>
             <w:shd w:val="clear" w:color="auto" w:fill="F8F9FA"/>
             <w:tcBorders>
               <w:top w:val="single" w:sz="4" w:color="E9ECEF"/>
@@ -4006,7 +4006,7 @@
         </w:tc>
         <w:tc>
           <w:tcPr>
-            <w:tcW w:type="dxa" w:w="1872"/>
+            <w:tcW w:type="dxa" w:w="1728"/>
             <w:shd w:val="clear" w:color="auto" w:fill="F8F9FA"/>
             <w:tcBorders>
               <w:top w:val="single" w:sz="4" w:color="E9ECEF"/>
@@ -4033,7 +4033,7 @@
         </w:tc>
         <w:tc>
           <w:tcPr>
-            <w:tcW w:type="dxa" w:w="1872"/>
+            <w:tcW w:type="dxa" w:w="1728"/>
             <w:shd w:val="clear" w:color="auto" w:fill="F8F9FA"/>
             <w:tcBorders>
               <w:top w:val="single" w:sz="4" w:color="E9ECEF"/>
@@ -4109,7 +4109,7 @@
                 <w:color w:val="59595B"/>
                 <w:sz w:val="19"/>
               </w:rPr>
-              <w:t>2026-03-30</w:t>
+              <w:t>—</w:t>
             </w:r>
           </w:p>
         </w:tc>
@@ -4141,7 +4141,7 @@
         </w:tc>
         <w:tc>
           <w:tcPr>
-            <w:tcW w:type="dxa" w:w="2592"/>
+            <w:tcW w:type="dxa" w:w="2448"/>
             <w:tcBorders>
               <w:top w:val="single" w:sz="4" w:color="E9ECEF"/>
               <w:left w:val="single" w:sz="4" w:color="E9ECEF"/>
@@ -4167,7 +4167,7 @@
         </w:tc>
         <w:tc>
           <w:tcPr>
-            <w:tcW w:type="dxa" w:w="1872"/>
+            <w:tcW w:type="dxa" w:w="1728"/>
             <w:tcBorders>
               <w:top w:val="single" w:sz="4" w:color="E9ECEF"/>
               <w:left w:val="single" w:sz="4" w:color="E9ECEF"/>
@@ -4193,7 +4193,7 @@
         </w:tc>
         <w:tc>
           <w:tcPr>
-            <w:tcW w:type="dxa" w:w="1872"/>
+            <w:tcW w:type="dxa" w:w="1728"/>
             <w:tcBorders>
               <w:top w:val="single" w:sz="4" w:color="E9ECEF"/>
               <w:left w:val="single" w:sz="4" w:color="E9ECEF"/>
@@ -4268,7 +4268,7 @@
                 <w:color w:val="59595B"/>
                 <w:sz w:val="19"/>
               </w:rPr>
-              <w:t>2026-03-25</w:t>
+              <w:t>—</w:t>
             </w:r>
           </w:p>
         </w:tc>
@@ -4301,7 +4301,7 @@
         </w:tc>
         <w:tc>
           <w:tcPr>
-            <w:tcW w:type="dxa" w:w="2592"/>
+            <w:tcW w:type="dxa" w:w="2448"/>
             <w:shd w:val="clear" w:color="auto" w:fill="F8F9FA"/>
             <w:tcBorders>
               <w:top w:val="single" w:sz="4" w:color="E9ECEF"/>
@@ -4328,7 +4328,7 @@
         </w:tc>
         <w:tc>
           <w:tcPr>
-            <w:tcW w:type="dxa" w:w="1872"/>
+            <w:tcW w:type="dxa" w:w="1728"/>
             <w:shd w:val="clear" w:color="auto" w:fill="F8F9FA"/>
             <w:tcBorders>
               <w:top w:val="single" w:sz="4" w:color="E9ECEF"/>
@@ -4355,7 +4355,7 @@
         </w:tc>
         <w:tc>
           <w:tcPr>
-            <w:tcW w:type="dxa" w:w="1872"/>
+            <w:tcW w:type="dxa" w:w="1728"/>
             <w:shd w:val="clear" w:color="auto" w:fill="F8F9FA"/>
             <w:tcBorders>
               <w:top w:val="single" w:sz="4" w:color="E9ECEF"/>
@@ -4431,7 +4431,7 @@
                 <w:color w:val="59595B"/>
                 <w:sz w:val="19"/>
               </w:rPr>
-              <w:t>2026-03-17</w:t>
+              <w:t>—</w:t>
             </w:r>
           </w:p>
         </w:tc>
@@ -4463,7 +4463,7 @@
         </w:tc>
         <w:tc>
           <w:tcPr>
-            <w:tcW w:type="dxa" w:w="2592"/>
+            <w:tcW w:type="dxa" w:w="2448"/>
             <w:tcBorders>
               <w:top w:val="single" w:sz="4" w:color="E9ECEF"/>
               <w:left w:val="single" w:sz="4" w:color="E9ECEF"/>
@@ -4489,7 +4489,7 @@
         </w:tc>
         <w:tc>
           <w:tcPr>
-            <w:tcW w:type="dxa" w:w="1872"/>
+            <w:tcW w:type="dxa" w:w="1728"/>
             <w:tcBorders>
               <w:top w:val="single" w:sz="4" w:color="E9ECEF"/>
               <w:left w:val="single" w:sz="4" w:color="E9ECEF"/>
@@ -4515,7 +4515,7 @@
         </w:tc>
         <w:tc>
           <w:tcPr>
-            <w:tcW w:type="dxa" w:w="1872"/>
+            <w:tcW w:type="dxa" w:w="1728"/>
             <w:tcBorders>
               <w:top w:val="single" w:sz="4" w:color="E9ECEF"/>
               <w:left w:val="single" w:sz="4" w:color="E9ECEF"/>
@@ -4590,7 +4590,7 @@
                 <w:color w:val="59595B"/>
                 <w:sz w:val="19"/>
               </w:rPr>
-              <w:t>2026-03-17</w:t>
+              <w:t>—</w:t>
             </w:r>
           </w:p>
         </w:tc>
@@ -4623,7 +4623,7 @@
         </w:tc>
         <w:tc>
           <w:tcPr>
-            <w:tcW w:type="dxa" w:w="2592"/>
+            <w:tcW w:type="dxa" w:w="2448"/>
             <w:shd w:val="clear" w:color="auto" w:fill="F8F9FA"/>
             <w:tcBorders>
               <w:top w:val="single" w:sz="4" w:color="E9ECEF"/>
@@ -4650,7 +4650,7 @@
         </w:tc>
         <w:tc>
           <w:tcPr>
-            <w:tcW w:type="dxa" w:w="1872"/>
+            <w:tcW w:type="dxa" w:w="1728"/>
             <w:shd w:val="clear" w:color="auto" w:fill="F8F9FA"/>
             <w:tcBorders>
               <w:top w:val="single" w:sz="4" w:color="E9ECEF"/>
@@ -4677,7 +4677,7 @@
         </w:tc>
         <w:tc>
           <w:tcPr>
-            <w:tcW w:type="dxa" w:w="1872"/>
+            <w:tcW w:type="dxa" w:w="1728"/>
             <w:shd w:val="clear" w:color="auto" w:fill="F8F9FA"/>
             <w:tcBorders>
               <w:top w:val="single" w:sz="4" w:color="E9ECEF"/>
@@ -4753,7 +4753,7 @@
                 <w:color w:val="59595B"/>
                 <w:sz w:val="19"/>
               </w:rPr>
-              <w:t>2026-03-17</w:t>
+              <w:t>—</w:t>
             </w:r>
           </w:p>
         </w:tc>
@@ -4785,7 +4785,7 @@
         </w:tc>
         <w:tc>
           <w:tcPr>
-            <w:tcW w:type="dxa" w:w="2592"/>
+            <w:tcW w:type="dxa" w:w="2448"/>
             <w:tcBorders>
               <w:top w:val="single" w:sz="4" w:color="E9ECEF"/>
               <w:left w:val="single" w:sz="4" w:color="E9ECEF"/>
@@ -4811,7 +4811,7 @@
         </w:tc>
         <w:tc>
           <w:tcPr>
-            <w:tcW w:type="dxa" w:w="1872"/>
+            <w:tcW w:type="dxa" w:w="1728"/>
             <w:tcBorders>
               <w:top w:val="single" w:sz="4" w:color="E9ECEF"/>
               <w:left w:val="single" w:sz="4" w:color="E9ECEF"/>
@@ -4837,7 +4837,7 @@
         </w:tc>
         <w:tc>
           <w:tcPr>
-            <w:tcW w:type="dxa" w:w="1872"/>
+            <w:tcW w:type="dxa" w:w="1728"/>
             <w:tcBorders>
               <w:top w:val="single" w:sz="4" w:color="E9ECEF"/>
               <w:left w:val="single" w:sz="4" w:color="E9ECEF"/>
@@ -4912,7 +4912,7 @@
                 <w:color w:val="59595B"/>
                 <w:sz w:val="19"/>
               </w:rPr>
-              <w:t>2026-03-17</w:t>
+              <w:t>—</w:t>
             </w:r>
           </w:p>
         </w:tc>
@@ -4945,7 +4945,7 @@
         </w:tc>
         <w:tc>
           <w:tcPr>
-            <w:tcW w:type="dxa" w:w="2592"/>
+            <w:tcW w:type="dxa" w:w="2448"/>
             <w:shd w:val="clear" w:color="auto" w:fill="F8F9FA"/>
             <w:tcBorders>
               <w:top w:val="single" w:sz="4" w:color="E9ECEF"/>
@@ -4972,7 +4972,7 @@
         </w:tc>
         <w:tc>
           <w:tcPr>
-            <w:tcW w:type="dxa" w:w="1872"/>
+            <w:tcW w:type="dxa" w:w="1728"/>
             <w:shd w:val="clear" w:color="auto" w:fill="F8F9FA"/>
             <w:tcBorders>
               <w:top w:val="single" w:sz="4" w:color="E9ECEF"/>
@@ -4999,7 +4999,7 @@
         </w:tc>
         <w:tc>
           <w:tcPr>
-            <w:tcW w:type="dxa" w:w="1872"/>
+            <w:tcW w:type="dxa" w:w="1728"/>
             <w:shd w:val="clear" w:color="auto" w:fill="F8F9FA"/>
             <w:tcBorders>
               <w:top w:val="single" w:sz="4" w:color="E9ECEF"/>
@@ -5075,7 +5075,7 @@
                 <w:color w:val="59595B"/>
                 <w:sz w:val="19"/>
               </w:rPr>
-              <w:t>2026-03-23</w:t>
+              <w:t>—</w:t>
             </w:r>
           </w:p>
         </w:tc>
@@ -5107,7 +5107,7 @@
         </w:tc>
         <w:tc>
           <w:tcPr>
-            <w:tcW w:type="dxa" w:w="2592"/>
+            <w:tcW w:type="dxa" w:w="2448"/>
             <w:tcBorders>
               <w:top w:val="single" w:sz="4" w:color="E9ECEF"/>
               <w:left w:val="single" w:sz="4" w:color="E9ECEF"/>
@@ -5133,7 +5133,7 @@
         </w:tc>
         <w:tc>
           <w:tcPr>
-            <w:tcW w:type="dxa" w:w="1872"/>
+            <w:tcW w:type="dxa" w:w="1728"/>
             <w:tcBorders>
               <w:top w:val="single" w:sz="4" w:color="E9ECEF"/>
               <w:left w:val="single" w:sz="4" w:color="E9ECEF"/>
@@ -5159,7 +5159,7 @@
         </w:tc>
         <w:tc>
           <w:tcPr>
-            <w:tcW w:type="dxa" w:w="1872"/>
+            <w:tcW w:type="dxa" w:w="1728"/>
             <w:tcBorders>
               <w:top w:val="single" w:sz="4" w:color="E9ECEF"/>
               <w:left w:val="single" w:sz="4" w:color="E9ECEF"/>
@@ -5234,7 +5234,7 @@
                 <w:color w:val="59595B"/>
                 <w:sz w:val="19"/>
               </w:rPr>
-              <w:t>2026-03-22</w:t>
+              <w:t>—</w:t>
             </w:r>
           </w:p>
         </w:tc>
@@ -5267,7 +5267,7 @@
         </w:tc>
         <w:tc>
           <w:tcPr>
-            <w:tcW w:type="dxa" w:w="2592"/>
+            <w:tcW w:type="dxa" w:w="2448"/>
             <w:shd w:val="clear" w:color="auto" w:fill="F8F9FA"/>
             <w:tcBorders>
               <w:top w:val="single" w:sz="4" w:color="E9ECEF"/>
@@ -5294,7 +5294,7 @@
         </w:tc>
         <w:tc>
           <w:tcPr>
-            <w:tcW w:type="dxa" w:w="1872"/>
+            <w:tcW w:type="dxa" w:w="1728"/>
             <w:shd w:val="clear" w:color="auto" w:fill="F8F9FA"/>
             <w:tcBorders>
               <w:top w:val="single" w:sz="4" w:color="E9ECEF"/>
@@ -5321,7 +5321,7 @@
         </w:tc>
         <w:tc>
           <w:tcPr>
-            <w:tcW w:type="dxa" w:w="1872"/>
+            <w:tcW w:type="dxa" w:w="1728"/>
             <w:shd w:val="clear" w:color="auto" w:fill="F8F9FA"/>
             <w:tcBorders>
               <w:top w:val="single" w:sz="4" w:color="E9ECEF"/>
@@ -5397,7 +5397,7 @@
                 <w:color w:val="59595B"/>
                 <w:sz w:val="19"/>
               </w:rPr>
-              <w:t>2026-03-17</w:t>
+              <w:t>—</w:t>
             </w:r>
           </w:p>
         </w:tc>
@@ -5429,7 +5429,7 @@
         </w:tc>
         <w:tc>
           <w:tcPr>
-            <w:tcW w:type="dxa" w:w="2592"/>
+            <w:tcW w:type="dxa" w:w="2448"/>
             <w:tcBorders>
               <w:top w:val="single" w:sz="4" w:color="E9ECEF"/>
               <w:left w:val="single" w:sz="4" w:color="E9ECEF"/>
@@ -5455,7 +5455,7 @@
         </w:tc>
         <w:tc>
           <w:tcPr>
-            <w:tcW w:type="dxa" w:w="1872"/>
+            <w:tcW w:type="dxa" w:w="1728"/>
             <w:tcBorders>
               <w:top w:val="single" w:sz="4" w:color="E9ECEF"/>
               <w:left w:val="single" w:sz="4" w:color="E9ECEF"/>
@@ -5481,7 +5481,7 @@
         </w:tc>
         <w:tc>
           <w:tcPr>
-            <w:tcW w:type="dxa" w:w="1872"/>
+            <w:tcW w:type="dxa" w:w="1728"/>
             <w:tcBorders>
               <w:top w:val="single" w:sz="4" w:color="E9ECEF"/>
               <w:left w:val="single" w:sz="4" w:color="E9ECEF"/>
@@ -5556,7 +5556,7 @@
                 <w:color w:val="59595B"/>
                 <w:sz w:val="19"/>
               </w:rPr>
-              <w:t>2026-03-17</w:t>
+              <w:t>—</w:t>
             </w:r>
           </w:p>
         </w:tc>
@@ -5589,7 +5589,7 @@
         </w:tc>
         <w:tc>
           <w:tcPr>
-            <w:tcW w:type="dxa" w:w="2592"/>
+            <w:tcW w:type="dxa" w:w="2448"/>
             <w:shd w:val="clear" w:color="auto" w:fill="F8F9FA"/>
             <w:tcBorders>
               <w:top w:val="single" w:sz="4" w:color="E9ECEF"/>
@@ -5616,7 +5616,7 @@
         </w:tc>
         <w:tc>
           <w:tcPr>
-            <w:tcW w:type="dxa" w:w="1872"/>
+            <w:tcW w:type="dxa" w:w="1728"/>
             <w:shd w:val="clear" w:color="auto" w:fill="F8F9FA"/>
             <w:tcBorders>
               <w:top w:val="single" w:sz="4" w:color="E9ECEF"/>
@@ -5643,7 +5643,7 @@
         </w:tc>
         <w:tc>
           <w:tcPr>
-            <w:tcW w:type="dxa" w:w="1872"/>
+            <w:tcW w:type="dxa" w:w="1728"/>
             <w:shd w:val="clear" w:color="auto" w:fill="F8F9FA"/>
             <w:tcBorders>
               <w:top w:val="single" w:sz="4" w:color="E9ECEF"/>
@@ -5719,7 +5719,7 @@
                 <w:color w:val="59595B"/>
                 <w:sz w:val="19"/>
               </w:rPr>
-              <w:t>2026-03-17</w:t>
+              <w:t>—</w:t>
             </w:r>
           </w:p>
         </w:tc>
@@ -5751,7 +5751,7 @@
         </w:tc>
         <w:tc>
           <w:tcPr>
-            <w:tcW w:type="dxa" w:w="2592"/>
+            <w:tcW w:type="dxa" w:w="2448"/>
             <w:tcBorders>
               <w:top w:val="single" w:sz="4" w:color="E9ECEF"/>
               <w:left w:val="single" w:sz="4" w:color="E9ECEF"/>
@@ -5777,7 +5777,7 @@
         </w:tc>
         <w:tc>
           <w:tcPr>
-            <w:tcW w:type="dxa" w:w="1872"/>
+            <w:tcW w:type="dxa" w:w="1728"/>
             <w:tcBorders>
               <w:top w:val="single" w:sz="4" w:color="E9ECEF"/>
               <w:left w:val="single" w:sz="4" w:color="E9ECEF"/>
@@ -5803,7 +5803,7 @@
         </w:tc>
         <w:tc>
           <w:tcPr>
-            <w:tcW w:type="dxa" w:w="1872"/>
+            <w:tcW w:type="dxa" w:w="1728"/>
             <w:tcBorders>
               <w:top w:val="single" w:sz="4" w:color="E9ECEF"/>
               <w:left w:val="single" w:sz="4" w:color="E9ECEF"/>
@@ -5878,7 +5878,7 @@
                 <w:color w:val="59595B"/>
                 <w:sz w:val="19"/>
               </w:rPr>
-              <w:t>2026-03-17</w:t>
+              <w:t>—</w:t>
             </w:r>
           </w:p>
         </w:tc>
@@ -5911,7 +5911,7 @@
         </w:tc>
         <w:tc>
           <w:tcPr>
-            <w:tcW w:type="dxa" w:w="2592"/>
+            <w:tcW w:type="dxa" w:w="2448"/>
             <w:shd w:val="clear" w:color="auto" w:fill="F8F9FA"/>
             <w:tcBorders>
               <w:top w:val="single" w:sz="4" w:color="E9ECEF"/>
@@ -5938,7 +5938,7 @@
         </w:tc>
         <w:tc>
           <w:tcPr>
-            <w:tcW w:type="dxa" w:w="1872"/>
+            <w:tcW w:type="dxa" w:w="1728"/>
             <w:shd w:val="clear" w:color="auto" w:fill="F8F9FA"/>
             <w:tcBorders>
               <w:top w:val="single" w:sz="4" w:color="E9ECEF"/>
@@ -5965,7 +5965,7 @@
         </w:tc>
         <w:tc>
           <w:tcPr>
-            <w:tcW w:type="dxa" w:w="1872"/>
+            <w:tcW w:type="dxa" w:w="1728"/>
             <w:shd w:val="clear" w:color="auto" w:fill="F8F9FA"/>
             <w:tcBorders>
               <w:top w:val="single" w:sz="4" w:color="E9ECEF"/>
@@ -6041,7 +6041,7 @@
                 <w:color w:val="59595B"/>
                 <w:sz w:val="19"/>
               </w:rPr>
-              <w:t>2026-03-17</w:t>
+              <w:t>—</w:t>
             </w:r>
           </w:p>
         </w:tc>
@@ -6073,7 +6073,7 @@
         </w:tc>
         <w:tc>
           <w:tcPr>
-            <w:tcW w:type="dxa" w:w="2592"/>
+            <w:tcW w:type="dxa" w:w="2448"/>
             <w:tcBorders>
               <w:top w:val="single" w:sz="4" w:color="E9ECEF"/>
               <w:left w:val="single" w:sz="4" w:color="E9ECEF"/>
@@ -6099,7 +6099,7 @@
         </w:tc>
         <w:tc>
           <w:tcPr>
-            <w:tcW w:type="dxa" w:w="1872"/>
+            <w:tcW w:type="dxa" w:w="1728"/>
             <w:tcBorders>
               <w:top w:val="single" w:sz="4" w:color="E9ECEF"/>
               <w:left w:val="single" w:sz="4" w:color="E9ECEF"/>
@@ -6125,7 +6125,7 @@
         </w:tc>
         <w:tc>
           <w:tcPr>
-            <w:tcW w:type="dxa" w:w="1872"/>
+            <w:tcW w:type="dxa" w:w="1728"/>
             <w:tcBorders>
               <w:top w:val="single" w:sz="4" w:color="E9ECEF"/>
               <w:left w:val="single" w:sz="4" w:color="E9ECEF"/>
@@ -6200,7 +6200,7 @@
                 <w:color w:val="59595B"/>
                 <w:sz w:val="19"/>
               </w:rPr>
-              <w:t>2026-03-17</w:t>
+              <w:t>—</w:t>
             </w:r>
           </w:p>
         </w:tc>
@@ -6233,7 +6233,7 @@
         </w:tc>
         <w:tc>
           <w:tcPr>
-            <w:tcW w:type="dxa" w:w="2592"/>
+            <w:tcW w:type="dxa" w:w="2448"/>
             <w:shd w:val="clear" w:color="auto" w:fill="F8F9FA"/>
             <w:tcBorders>
               <w:top w:val="single" w:sz="4" w:color="E9ECEF"/>
@@ -6260,7 +6260,7 @@
         </w:tc>
         <w:tc>
           <w:tcPr>
-            <w:tcW w:type="dxa" w:w="1872"/>
+            <w:tcW w:type="dxa" w:w="1728"/>
             <w:shd w:val="clear" w:color="auto" w:fill="F8F9FA"/>
             <w:tcBorders>
               <w:top w:val="single" w:sz="4" w:color="E9ECEF"/>
@@ -6287,7 +6287,7 @@
         </w:tc>
         <w:tc>
           <w:tcPr>
-            <w:tcW w:type="dxa" w:w="1872"/>
+            <w:tcW w:type="dxa" w:w="1728"/>
             <w:shd w:val="clear" w:color="auto" w:fill="F8F9FA"/>
             <w:tcBorders>
               <w:top w:val="single" w:sz="4" w:color="E9ECEF"/>
@@ -6363,7 +6363,7 @@
                 <w:color w:val="59595B"/>
                 <w:sz w:val="19"/>
               </w:rPr>
-              <w:t>2026-03-23</w:t>
+              <w:t>—</w:t>
             </w:r>
           </w:p>
         </w:tc>
@@ -6395,7 +6395,7 @@
         </w:tc>
         <w:tc>
           <w:tcPr>
-            <w:tcW w:type="dxa" w:w="2592"/>
+            <w:tcW w:type="dxa" w:w="2448"/>
             <w:tcBorders>
               <w:top w:val="single" w:sz="4" w:color="E9ECEF"/>
               <w:left w:val="single" w:sz="4" w:color="E9ECEF"/>
@@ -6421,7 +6421,7 @@
         </w:tc>
         <w:tc>
           <w:tcPr>
-            <w:tcW w:type="dxa" w:w="1872"/>
+            <w:tcW w:type="dxa" w:w="1728"/>
             <w:tcBorders>
               <w:top w:val="single" w:sz="4" w:color="E9ECEF"/>
               <w:left w:val="single" w:sz="4" w:color="E9ECEF"/>
@@ -6447,7 +6447,7 @@
         </w:tc>
         <w:tc>
           <w:tcPr>
-            <w:tcW w:type="dxa" w:w="1872"/>
+            <w:tcW w:type="dxa" w:w="1728"/>
             <w:tcBorders>
               <w:top w:val="single" w:sz="4" w:color="E9ECEF"/>
               <w:left w:val="single" w:sz="4" w:color="E9ECEF"/>
@@ -6522,7 +6522,7 @@
                 <w:color w:val="59595B"/>
                 <w:sz w:val="19"/>
               </w:rPr>
-              <w:t>2026-03-22</w:t>
+              <w:t>—</w:t>
             </w:r>
           </w:p>
         </w:tc>
@@ -6555,7 +6555,7 @@
         </w:tc>
         <w:tc>
           <w:tcPr>
-            <w:tcW w:type="dxa" w:w="2592"/>
+            <w:tcW w:type="dxa" w:w="2448"/>
             <w:shd w:val="clear" w:color="auto" w:fill="F8F9FA"/>
             <w:tcBorders>
               <w:top w:val="single" w:sz="4" w:color="E9ECEF"/>
@@ -6582,7 +6582,7 @@
         </w:tc>
         <w:tc>
           <w:tcPr>
-            <w:tcW w:type="dxa" w:w="1872"/>
+            <w:tcW w:type="dxa" w:w="1728"/>
             <w:shd w:val="clear" w:color="auto" w:fill="F8F9FA"/>
             <w:tcBorders>
               <w:top w:val="single" w:sz="4" w:color="E9ECEF"/>
@@ -6609,7 +6609,7 @@
         </w:tc>
         <w:tc>
           <w:tcPr>
-            <w:tcW w:type="dxa" w:w="1872"/>
+            <w:tcW w:type="dxa" w:w="1728"/>
             <w:shd w:val="clear" w:color="auto" w:fill="F8F9FA"/>
             <w:tcBorders>
               <w:top w:val="single" w:sz="4" w:color="E9ECEF"/>
@@ -6685,7 +6685,7 @@
                 <w:color w:val="59595B"/>
                 <w:sz w:val="19"/>
               </w:rPr>
-              <w:t>2026-03-17</w:t>
+              <w:t>—</w:t>
             </w:r>
           </w:p>
         </w:tc>
@@ -6717,7 +6717,7 @@
         </w:tc>
         <w:tc>
           <w:tcPr>
-            <w:tcW w:type="dxa" w:w="2592"/>
+            <w:tcW w:type="dxa" w:w="2448"/>
             <w:tcBorders>
               <w:top w:val="single" w:sz="4" w:color="E9ECEF"/>
               <w:left w:val="single" w:sz="4" w:color="E9ECEF"/>
@@ -6743,7 +6743,7 @@
         </w:tc>
         <w:tc>
           <w:tcPr>
-            <w:tcW w:type="dxa" w:w="1872"/>
+            <w:tcW w:type="dxa" w:w="1728"/>
             <w:tcBorders>
               <w:top w:val="single" w:sz="4" w:color="E9ECEF"/>
               <w:left w:val="single" w:sz="4" w:color="E9ECEF"/>
@@ -6769,7 +6769,7 @@
         </w:tc>
         <w:tc>
           <w:tcPr>
-            <w:tcW w:type="dxa" w:w="1872"/>
+            <w:tcW w:type="dxa" w:w="1728"/>
             <w:tcBorders>
               <w:top w:val="single" w:sz="4" w:color="E9ECEF"/>
               <w:left w:val="single" w:sz="4" w:color="E9ECEF"/>
@@ -6844,7 +6844,7 @@
                 <w:color w:val="59595B"/>
                 <w:sz w:val="19"/>
               </w:rPr>
-              <w:t>2026-03-22</w:t>
+              <w:t>—</w:t>
             </w:r>
           </w:p>
         </w:tc>
@@ -6877,7 +6877,7 @@
         </w:tc>
         <w:tc>
           <w:tcPr>
-            <w:tcW w:type="dxa" w:w="2592"/>
+            <w:tcW w:type="dxa" w:w="2448"/>
             <w:shd w:val="clear" w:color="auto" w:fill="F8F9FA"/>
             <w:tcBorders>
               <w:top w:val="single" w:sz="4" w:color="E9ECEF"/>
@@ -6904,7 +6904,7 @@
         </w:tc>
         <w:tc>
           <w:tcPr>
-            <w:tcW w:type="dxa" w:w="1872"/>
+            <w:tcW w:type="dxa" w:w="1728"/>
             <w:shd w:val="clear" w:color="auto" w:fill="F8F9FA"/>
             <w:tcBorders>
               <w:top w:val="single" w:sz="4" w:color="E9ECEF"/>
@@ -6931,7 +6931,7 @@
         </w:tc>
         <w:tc>
           <w:tcPr>
-            <w:tcW w:type="dxa" w:w="1872"/>
+            <w:tcW w:type="dxa" w:w="1728"/>
             <w:shd w:val="clear" w:color="auto" w:fill="F8F9FA"/>
             <w:tcBorders>
               <w:top w:val="single" w:sz="4" w:color="E9ECEF"/>
@@ -7007,7 +7007,7 @@
                 <w:color w:val="59595B"/>
                 <w:sz w:val="19"/>
               </w:rPr>
-              <w:t>2026-03-17</w:t>
+              <w:t>—</w:t>
             </w:r>
           </w:p>
         </w:tc>
@@ -7039,7 +7039,7 @@
         </w:tc>
         <w:tc>
           <w:tcPr>
-            <w:tcW w:type="dxa" w:w="2592"/>
+            <w:tcW w:type="dxa" w:w="2448"/>
             <w:tcBorders>
               <w:top w:val="single" w:sz="4" w:color="E9ECEF"/>
               <w:left w:val="single" w:sz="4" w:color="E9ECEF"/>
@@ -7065,7 +7065,7 @@
         </w:tc>
         <w:tc>
           <w:tcPr>
-            <w:tcW w:type="dxa" w:w="1872"/>
+            <w:tcW w:type="dxa" w:w="1728"/>
             <w:tcBorders>
               <w:top w:val="single" w:sz="4" w:color="E9ECEF"/>
               <w:left w:val="single" w:sz="4" w:color="E9ECEF"/>
@@ -7091,7 +7091,7 @@
         </w:tc>
         <w:tc>
           <w:tcPr>
-            <w:tcW w:type="dxa" w:w="1872"/>
+            <w:tcW w:type="dxa" w:w="1728"/>
             <w:tcBorders>
               <w:top w:val="single" w:sz="4" w:color="E9ECEF"/>
               <w:left w:val="single" w:sz="4" w:color="E9ECEF"/>
@@ -7166,7 +7166,7 @@
                 <w:color w:val="59595B"/>
                 <w:sz w:val="19"/>
               </w:rPr>
-              <w:t>2026-03-17</w:t>
+              <w:t>—</w:t>
             </w:r>
           </w:p>
         </w:tc>
@@ -7199,7 +7199,7 @@
         </w:tc>
         <w:tc>
           <w:tcPr>
-            <w:tcW w:type="dxa" w:w="2592"/>
+            <w:tcW w:type="dxa" w:w="2448"/>
             <w:shd w:val="clear" w:color="auto" w:fill="F8F9FA"/>
             <w:tcBorders>
               <w:top w:val="single" w:sz="4" w:color="E9ECEF"/>
@@ -7226,7 +7226,7 @@
         </w:tc>
         <w:tc>
           <w:tcPr>
-            <w:tcW w:type="dxa" w:w="1872"/>
+            <w:tcW w:type="dxa" w:w="1728"/>
             <w:shd w:val="clear" w:color="auto" w:fill="F8F9FA"/>
             <w:tcBorders>
               <w:top w:val="single" w:sz="4" w:color="E9ECEF"/>
@@ -7253,7 +7253,7 @@
         </w:tc>
         <w:tc>
           <w:tcPr>
-            <w:tcW w:type="dxa" w:w="1872"/>
+            <w:tcW w:type="dxa" w:w="1728"/>
             <w:shd w:val="clear" w:color="auto" w:fill="F8F9FA"/>
             <w:tcBorders>
               <w:top w:val="single" w:sz="4" w:color="E9ECEF"/>
@@ -7329,7 +7329,7 @@
                 <w:color w:val="59595B"/>
                 <w:sz w:val="19"/>
               </w:rPr>
-              <w:t>2026-03-22</w:t>
+              <w:t>—</w:t>
             </w:r>
           </w:p>
         </w:tc>
@@ -7361,7 +7361,7 @@
         </w:tc>
         <w:tc>
           <w:tcPr>
-            <w:tcW w:type="dxa" w:w="2592"/>
+            <w:tcW w:type="dxa" w:w="2448"/>
             <w:tcBorders>
               <w:top w:val="single" w:sz="4" w:color="E9ECEF"/>
               <w:left w:val="single" w:sz="4" w:color="E9ECEF"/>
@@ -7387,7 +7387,7 @@
         </w:tc>
         <w:tc>
           <w:tcPr>
-            <w:tcW w:type="dxa" w:w="1872"/>
+            <w:tcW w:type="dxa" w:w="1728"/>
             <w:tcBorders>
               <w:top w:val="single" w:sz="4" w:color="E9ECEF"/>
               <w:left w:val="single" w:sz="4" w:color="E9ECEF"/>
@@ -7413,7 +7413,7 @@
         </w:tc>
         <w:tc>
           <w:tcPr>
-            <w:tcW w:type="dxa" w:w="1872"/>
+            <w:tcW w:type="dxa" w:w="1728"/>
             <w:tcBorders>
               <w:top w:val="single" w:sz="4" w:color="E9ECEF"/>
               <w:left w:val="single" w:sz="4" w:color="E9ECEF"/>
@@ -7488,7 +7488,7 @@
                 <w:color w:val="59595B"/>
                 <w:sz w:val="19"/>
               </w:rPr>
-              <w:t>2026-03-24</w:t>
+              <w:t>—</w:t>
             </w:r>
           </w:p>
         </w:tc>
@@ -7521,7 +7521,7 @@
         </w:tc>
         <w:tc>
           <w:tcPr>
-            <w:tcW w:type="dxa" w:w="2592"/>
+            <w:tcW w:type="dxa" w:w="2448"/>
             <w:shd w:val="clear" w:color="auto" w:fill="F8F9FA"/>
             <w:tcBorders>
               <w:top w:val="single" w:sz="4" w:color="E9ECEF"/>
@@ -7548,7 +7548,7 @@
         </w:tc>
         <w:tc>
           <w:tcPr>
-            <w:tcW w:type="dxa" w:w="1872"/>
+            <w:tcW w:type="dxa" w:w="1728"/>
             <w:shd w:val="clear" w:color="auto" w:fill="F8F9FA"/>
             <w:tcBorders>
               <w:top w:val="single" w:sz="4" w:color="E9ECEF"/>
@@ -7575,7 +7575,7 @@
         </w:tc>
         <w:tc>
           <w:tcPr>
-            <w:tcW w:type="dxa" w:w="1872"/>
+            <w:tcW w:type="dxa" w:w="1728"/>
             <w:shd w:val="clear" w:color="auto" w:fill="F8F9FA"/>
             <w:tcBorders>
               <w:top w:val="single" w:sz="4" w:color="E9ECEF"/>
@@ -7871,6 +7871,78 @@
                 <w:color w:val="006DB6"/>
                 <w:sz w:val="28"/>
               </w:rPr>
+              <w:t xml:space="preserve">  Industry News &amp; Vendor Innovations</w:t>
+            </w:r>
+          </w:p>
+        </w:tc>
+      </w:tr>
+    </w:tbl>
+    <w:p>
+      <w:pPr>
+        <w:spacing w:after="160"/>
+      </w:pPr>
+      <w:r>
+        <w:rPr>
+          <w:rFonts w:ascii="Open Sans" w:hAnsi="Open Sans"/>
+          <w:b w:val="0"/>
+          <w:i w:val="0"/>
+          <w:color w:val="59595B"/>
+          <w:sz w:val="22"/>
+        </w:rPr>
+        <w:t>CrowdStrike announced no major platform changes this month. Routine detection-content updates and sensor improvements continued to roll out automatically. Technijian tracks CrowdStrike's release notes monthly so future updates land in this section as they're published.</w:t>
+      </w:r>
+    </w:p>
+    <w:p/>
+    <w:tbl>
+      <w:tblPr>
+        <w:tblW w:type="auto" w:w="0"/>
+        <w:tblLayout w:type="fixed"/>
+        <w:tblLook w:firstColumn="1" w:firstRow="1" w:lastColumn="0" w:lastRow="0" w:noHBand="0" w:noVBand="1" w:val="04A0"/>
+      </w:tblPr>
+      <w:tblGrid>
+        <w:gridCol w:w="94"/>
+        <w:gridCol w:w="8976"/>
+      </w:tblGrid>
+      <w:tr>
+        <w:tc>
+          <w:tcPr>
+            <w:tcW w:type="dxa" w:w="94"/>
+            <w:shd w:val="clear" w:color="auto" w:fill="006DB6"/>
+            <w:tcBorders>
+              <w:top w:val="nil"/>
+              <w:left w:val="nil"/>
+              <w:bottom w:val="nil"/>
+              <w:right w:val="nil"/>
+              <w:insideH w:val="nil"/>
+              <w:insideV w:val="nil"/>
+            </w:tcBorders>
+          </w:tcPr>
+          <w:p/>
+        </w:tc>
+        <w:tc>
+          <w:tcPr>
+            <w:tcW w:type="dxa" w:w="8976"/>
+            <w:tcBorders>
+              <w:top w:val="nil"/>
+              <w:left w:val="nil"/>
+              <w:bottom w:val="nil"/>
+              <w:right w:val="nil"/>
+              <w:insideH w:val="nil"/>
+              <w:insideV w:val="nil"/>
+            </w:tcBorders>
+          </w:tcPr>
+          <w:p>
+            <w:pPr>
+              <w:spacing w:before="80" w:after="80"/>
+            </w:pPr>
+            <w:r>
+              <w:rPr>
+                <w:rFonts w:ascii="Open Sans" w:hAnsi="Open Sans"/>
+                <w:b/>
+                <w:i w:val="0"/>
+                <w:color w:val="006DB6"/>
+                <w:sz w:val="28"/>
+              </w:rPr>
               <w:t xml:space="preserve">  Recommendations</w:t>
             </w:r>
           </w:p>
@@ -8065,7 +8137,7 @@
                 <w:color w:val="59595B"/>
                 <w:sz w:val="19"/>
               </w:rPr>
-              <w:t>2026-03-17</w:t>
+              <w:t>—</w:t>
             </w:r>
           </w:p>
         </w:tc>
@@ -8198,7 +8270,7 @@
                 <w:color w:val="59595B"/>
                 <w:sz w:val="19"/>
               </w:rPr>
-              <w:t>2026-03-17</w:t>
+              <w:t>—</w:t>
             </w:r>
           </w:p>
         </w:tc>
@@ -8334,7 +8406,7 @@
                 <w:color w:val="59595B"/>
                 <w:sz w:val="19"/>
               </w:rPr>
-              <w:t>2026-03-17</w:t>
+              <w:t>—</w:t>
             </w:r>
           </w:p>
         </w:tc>
@@ -8467,7 +8539,7 @@
                 <w:color w:val="59595B"/>
                 <w:sz w:val="19"/>
               </w:rPr>
-              <w:t>2026-03-17</w:t>
+              <w:t>—</w:t>
             </w:r>
           </w:p>
         </w:tc>
@@ -8603,7 +8675,7 @@
                 <w:color w:val="59595B"/>
                 <w:sz w:val="19"/>
               </w:rPr>
-              <w:t>2026-03-17</w:t>
+              <w:t>—</w:t>
             </w:r>
           </w:p>
         </w:tc>
@@ -8736,7 +8808,7 @@
                 <w:color w:val="59595B"/>
                 <w:sz w:val="19"/>
               </w:rPr>
-              <w:t>2026-03-17</w:t>
+              <w:t>—</w:t>
             </w:r>
           </w:p>
         </w:tc>
@@ -8872,7 +8944,7 @@
                 <w:color w:val="59595B"/>
                 <w:sz w:val="19"/>
               </w:rPr>
-              <w:t>2026-03-17</w:t>
+              <w:t>—</w:t>
             </w:r>
           </w:p>
         </w:tc>
@@ -9005,7 +9077,7 @@
                 <w:color w:val="59595B"/>
                 <w:sz w:val="19"/>
               </w:rPr>
-              <w:t>2026-03-17</w:t>
+              <w:t>—</w:t>
             </w:r>
           </w:p>
         </w:tc>
@@ -9131,7 +9203,7 @@
           <w:color w:val="59595B"/>
           <w:sz w:val="22"/>
         </w:rPr>
-        <w:t>Recommended action: work with your Technijian contact to review each open Critical/High alert, confirm no further attacker activity is present, and close or suppress confirmed false positives.</w:t>
+        <w:t>Recommended action: email support@technijian.com to review each open Critical/High alert with our team, confirm no further attacker activity is present, and close or suppress confirmed false positives.</w:t>
       </w:r>
     </w:p>
     <w:p/>
@@ -9162,7 +9234,184 @@
           <w:color w:val="59595B"/>
           <w:sz w:val="22"/>
         </w:rPr>
-        <w:t>The CrowdStrike daily pull scheduled task has not yet been registered on the Technijian monitoring workstation. Once registered, future reports will include full endpoint inventory with sensor version, OS distribution, and check-in age analysis. Contact your Technijian account manager to schedule this one-time setup step.</w:t>
+        <w:t>The CrowdStrike daily pull scheduled task has not yet been registered on the Technijian monitoring workstation. Once registered, future reports will include full endpoint inventory with sensor version, OS distribution, and check-in age analysis. Email support@technijian.com to schedule this one-time setup step.</w:t>
+      </w:r>
+    </w:p>
+    <w:p/>
+    <w:tbl>
+      <w:tblPr>
+        <w:tblW w:type="auto" w:w="0"/>
+        <w:tblLayout w:type="fixed"/>
+        <w:tblLook w:firstColumn="1" w:firstRow="1" w:lastColumn="0" w:lastRow="0" w:noHBand="0" w:noVBand="1" w:val="04A0"/>
+      </w:tblPr>
+      <w:tblGrid>
+        <w:gridCol w:w="94"/>
+        <w:gridCol w:w="8976"/>
+      </w:tblGrid>
+      <w:tr>
+        <w:tc>
+          <w:tcPr>
+            <w:tcW w:type="dxa" w:w="94"/>
+            <w:shd w:val="clear" w:color="auto" w:fill="006DB6"/>
+            <w:tcBorders>
+              <w:top w:val="nil"/>
+              <w:left w:val="nil"/>
+              <w:bottom w:val="nil"/>
+              <w:right w:val="nil"/>
+              <w:insideH w:val="nil"/>
+              <w:insideV w:val="nil"/>
+            </w:tcBorders>
+          </w:tcPr>
+          <w:p/>
+        </w:tc>
+        <w:tc>
+          <w:tcPr>
+            <w:tcW w:type="dxa" w:w="8976"/>
+            <w:tcBorders>
+              <w:top w:val="nil"/>
+              <w:left w:val="nil"/>
+              <w:bottom w:val="nil"/>
+              <w:right w:val="nil"/>
+              <w:insideH w:val="nil"/>
+              <w:insideV w:val="nil"/>
+            </w:tcBorders>
+          </w:tcPr>
+          <w:p>
+            <w:pPr>
+              <w:spacing w:before="80" w:after="80"/>
+            </w:pPr>
+            <w:r>
+              <w:rPr>
+                <w:rFonts w:ascii="Open Sans" w:hAnsi="Open Sans"/>
+                <w:b/>
+                <w:i w:val="0"/>
+                <w:color w:val="006DB6"/>
+                <w:sz w:val="28"/>
+              </w:rPr>
+              <w:t xml:space="preserve">  How This Protection Works</w:t>
+            </w:r>
+          </w:p>
+        </w:tc>
+      </w:tr>
+    </w:tbl>
+    <w:p>
+      <w:pPr>
+        <w:spacing w:after="160"/>
+      </w:pPr>
+      <w:r>
+        <w:rPr>
+          <w:rFonts w:ascii="Open Sans" w:hAnsi="Open Sans"/>
+          <w:b w:val="0"/>
+          <w:i w:val="0"/>
+          <w:color w:val="59595B"/>
+          <w:sz w:val="22"/>
+        </w:rPr>
+        <w:t>Your endpoints are protected by a layered security stack — CrowdStrike Falcon and Huntress working alongside each other — chosen and managed by Technijian as an MSP best-practice configuration. Here's what each piece does and why we run both.</w:t>
+      </w:r>
+    </w:p>
+    <w:p>
+      <w:pPr>
+        <w:spacing w:after="160"/>
+      </w:pPr>
+      <w:r>
+        <w:rPr>
+          <w:rFonts w:ascii="Open Sans" w:hAnsi="Open Sans"/>
+          <w:b/>
+          <w:i w:val="0"/>
+          <w:color w:val="1A1A2E"/>
+          <w:sz w:val="24"/>
+        </w:rPr>
+        <w:t>CrowdStrike Falcon: AI-driven EDR with the Falcon Overwatch SOC</w:t>
+      </w:r>
+    </w:p>
+    <w:p>
+      <w:pPr>
+        <w:spacing w:after="160"/>
+      </w:pPr>
+      <w:r>
+        <w:rPr>
+          <w:rFonts w:ascii="Open Sans" w:hAnsi="Open Sans"/>
+          <w:b w:val="0"/>
+          <w:i w:val="0"/>
+          <w:color w:val="59595B"/>
+          <w:sz w:val="22"/>
+        </w:rPr>
+        <w:t>CrowdStrike Falcon is the EDR (Endpoint Detection and Response) layer. Falcon's behavioral AI inspects every process, network connection, and file operation on your endpoints in real time and stops identified threats before they can execute. On top of the AI, CrowdStrike's Falcon Overwatch managed-threat-hunting team — the same elite NOC that protects Fortune 500s and government agencies — watches your environment 24×7 looking for the kind of slow, low-and-slow adversary tradecraft that automated detection alone can miss. Overwatch hunters reach out directly when they see something that needs immediate action.</w:t>
+      </w:r>
+    </w:p>
+    <w:p>
+      <w:pPr>
+        <w:spacing w:after="160"/>
+      </w:pPr>
+      <w:r>
+        <w:rPr>
+          <w:rFonts w:ascii="Open Sans" w:hAnsi="Open Sans"/>
+          <w:b/>
+          <w:i w:val="0"/>
+          <w:color w:val="1A1A2E"/>
+          <w:sz w:val="24"/>
+        </w:rPr>
+        <w:t>Huntress: managed detection &amp; response with a 24×7 SOC</w:t>
+      </w:r>
+    </w:p>
+    <w:p>
+      <w:pPr>
+        <w:spacing w:after="160"/>
+      </w:pPr>
+      <w:r>
+        <w:rPr>
+          <w:rFonts w:ascii="Open Sans" w:hAnsi="Open Sans"/>
+          <w:b w:val="0"/>
+          <w:i w:val="0"/>
+          <w:color w:val="59595B"/>
+          <w:sz w:val="22"/>
+        </w:rPr>
+        <w:t>Huntress runs its own Security Operations Center staffed with threat hunters who review every signal that fires on your endpoints around the clock — not just nights and weekends, but 24×7×365. When the Huntress agent flags suspicious behavior (persistence mechanisms, process injection, credential abuse, known-bad files), the activity is examined by Huntress threat hunters BEFORE it ever reaches Technijian. False positives are filtered out at the source so that what does reach our team is signal, not noise. When Huntress sees something that needs attention, they coordinate response with Technijian and provide guided remediation playbooks.</w:t>
+      </w:r>
+    </w:p>
+    <w:p>
+      <w:pPr>
+        <w:spacing w:after="160"/>
+      </w:pPr>
+      <w:r>
+        <w:rPr>
+          <w:rFonts w:ascii="Open Sans" w:hAnsi="Open Sans"/>
+          <w:b/>
+          <w:i w:val="0"/>
+          <w:color w:val="1A1A2E"/>
+          <w:sz w:val="24"/>
+        </w:rPr>
+        <w:t>Why both? Defense in depth.</w:t>
+      </w:r>
+    </w:p>
+    <w:p>
+      <w:pPr>
+        <w:spacing w:after="160"/>
+      </w:pPr>
+      <w:r>
+        <w:rPr>
+          <w:rFonts w:ascii="Open Sans" w:hAnsi="Open Sans"/>
+          <w:b w:val="0"/>
+          <w:i w:val="0"/>
+          <w:color w:val="59595B"/>
+          <w:sz w:val="22"/>
+        </w:rPr>
+        <w:t>CrowdStrike and Huntress are deliberately complementary. CrowdStrike's Falcon is industry-leading nation-state-grade EDR with the broadest telemetry collection and the most mature threat-intel feed in the market. Huntress is tuned for the SMB and mid-market threat landscape — phishing-driven footholds, persistence tradecraft, credential theft, and the kinds of attacks that target managed-service customers. They use different detection styles, different telemetry sources, and different threat-intelligence pipelines.</w:t>
+      </w:r>
+    </w:p>
+    <w:p>
+      <w:pPr>
+        <w:spacing w:after="160"/>
+      </w:pPr>
+      <w:r>
+        <w:rPr>
+          <w:rFonts w:ascii="Open Sans" w:hAnsi="Open Sans"/>
+          <w:b w:val="0"/>
+          <w:i w:val="0"/>
+          <w:color w:val="59595B"/>
+          <w:sz w:val="22"/>
+        </w:rPr>
+        <w:t>Running them together gives your endpoints two independent sets of expert eyes — CrowdStrike's Overwatch team and Huntress's SOC — both watching 24×7. If one platform misses something, the other is extremely likely to catch it. This redundant, layered approach is the configuration Technijian recommends as best-in-class endpoint protection for clients who can't afford a security incident.</w:t>
       </w:r>
     </w:p>
     <w:p/>

--- a/clients/rspmd/crowdstrike/monthly/2026-03/RSPMD-CrowdStrike-Activity-2026-03.docx
+++ b/clients/rspmd/crowdstrike/monthly/2026-03/RSPMD-CrowdStrike-Activity-2026-03.docx
@@ -9288,6 +9288,201 @@
                 <w:color w:val="006DB6"/>
                 <w:sz w:val="28"/>
               </w:rPr>
+              <w:t xml:space="preserve">  Compliance Alignment</w:t>
+            </w:r>
+          </w:p>
+        </w:tc>
+      </w:tr>
+    </w:tbl>
+    <w:p>
+      <w:pPr>
+        <w:spacing w:after="160"/>
+      </w:pPr>
+      <w:r>
+        <w:rPr>
+          <w:rFonts w:ascii="Open Sans" w:hAnsi="Open Sans"/>
+          <w:b w:val="0"/>
+          <w:i w:val="0"/>
+          <w:color w:val="59595B"/>
+          <w:sz w:val="22"/>
+        </w:rPr>
+        <w:t>This client's industry classification is Healthcare. Based on that classification, the data Technijian's stack is helping protect is most likely characterized as: PHI.</w:t>
+      </w:r>
+    </w:p>
+    <w:p>
+      <w:pPr>
+        <w:spacing w:after="160"/>
+      </w:pPr>
+      <w:r>
+        <w:rPr>
+          <w:rFonts w:ascii="Open Sans" w:hAnsi="Open Sans"/>
+          <w:b w:val="0"/>
+          <w:i w:val="0"/>
+          <w:color w:val="59595B"/>
+          <w:sz w:val="21"/>
+        </w:rPr>
+        <w:t>All endpoints handle Protected Health Information (PHI). HIPAA Security Rule (45 CFR §164.302-318) requires administrative, physical, and technical safeguards. The HITECH Act extends breach-notification and audit obligations. California CMIA (Civil Code §56) adds state-specific patient confidentiality rules.</w:t>
+      </w:r>
+    </w:p>
+    <w:p>
+      <w:pPr>
+        <w:spacing w:after="160"/>
+      </w:pPr>
+      <w:r>
+        <w:rPr>
+          <w:rFonts w:ascii="Open Sans" w:hAnsi="Open Sans"/>
+          <w:b/>
+          <w:i w:val="0"/>
+          <w:color w:val="1A1A2E"/>
+          <w:sz w:val="22"/>
+        </w:rPr>
+        <w:t>How Technijian's monitoring stack supports each framework:</w:t>
+      </w:r>
+    </w:p>
+    <w:p>
+      <w:pPr>
+        <w:pStyle w:val="ListBullet"/>
+        <w:spacing w:after="80"/>
+      </w:pPr>
+      <w:r>
+        <w:rPr>
+          <w:rFonts w:ascii="Open Sans" w:hAnsi="Open Sans"/>
+          <w:b/>
+          <w:i w:val="0"/>
+          <w:color w:val="1A1A2E"/>
+          <w:sz w:val="22"/>
+        </w:rPr>
+        <w:t xml:space="preserve">HIPAA: </w:t>
+      </w:r>
+      <w:r>
+        <w:rPr>
+          <w:rFonts w:ascii="Open Sans" w:hAnsi="Open Sans"/>
+          <w:b w:val="0"/>
+          <w:i w:val="0"/>
+          <w:color w:val="59595B"/>
+          <w:sz w:val="22"/>
+        </w:rPr>
+        <w:t>endpoint detection &amp; response (Huntress + CrowdStrike), patch management (Endpoint Central), access auditing, and 24x7 incident response satisfy the technical safeguard requirements of 45 CFR §164.312 (access control, audit controls, integrity, transmission security).</w:t>
+      </w:r>
+    </w:p>
+    <w:p>
+      <w:pPr>
+        <w:pStyle w:val="ListBullet"/>
+        <w:spacing w:after="80"/>
+      </w:pPr>
+      <w:r>
+        <w:rPr>
+          <w:rFonts w:ascii="Open Sans" w:hAnsi="Open Sans"/>
+          <w:b/>
+          <w:i w:val="0"/>
+          <w:color w:val="1A1A2E"/>
+          <w:sz w:val="22"/>
+        </w:rPr>
+        <w:t xml:space="preserve">HITECH: </w:t>
+      </w:r>
+      <w:r>
+        <w:rPr>
+          <w:rFonts w:ascii="Open Sans" w:hAnsi="Open Sans"/>
+          <w:b w:val="0"/>
+          <w:i w:val="0"/>
+          <w:color w:val="59595B"/>
+          <w:sz w:val="22"/>
+        </w:rPr>
+        <w:t>automated detection of suspicious access events and Technijian's documented incident-response process keeps the breach-notification clock from running silently — any potential PHI exposure is investigated and timestamped within hours.</w:t>
+      </w:r>
+    </w:p>
+    <w:p>
+      <w:pPr>
+        <w:pStyle w:val="ListBullet"/>
+        <w:spacing w:after="80"/>
+      </w:pPr>
+      <w:r>
+        <w:rPr>
+          <w:rFonts w:ascii="Open Sans" w:hAnsi="Open Sans"/>
+          <w:b/>
+          <w:i w:val="0"/>
+          <w:color w:val="1A1A2E"/>
+          <w:sz w:val="22"/>
+        </w:rPr>
+        <w:t xml:space="preserve">California CMIA: </w:t>
+      </w:r>
+      <w:r>
+        <w:rPr>
+          <w:rFonts w:ascii="Open Sans" w:hAnsi="Open Sans"/>
+          <w:b w:val="0"/>
+          <w:i w:val="0"/>
+          <w:color w:val="59595B"/>
+          <w:sz w:val="22"/>
+        </w:rPr>
+        <w:t>the same access-auditing and detection pipeline that supports HIPAA also covers California's stricter CMIA confidentiality requirements for medical information.</w:t>
+      </w:r>
+    </w:p>
+    <w:p>
+      <w:pPr>
+        <w:spacing w:after="160"/>
+      </w:pPr>
+      <w:r>
+        <w:rPr>
+          <w:rFonts w:ascii="Open Sans" w:hAnsi="Open Sans"/>
+          <w:b w:val="0"/>
+          <w:i w:val="0"/>
+          <w:color w:val="59595B"/>
+          <w:sz w:val="19"/>
+        </w:rPr>
+        <w:t>This classification was generated automatically from the client's name and contact-domain signals. If the industry or compliance scope shown here doesn't match your operations, please reply to this report and we'll update the classification — Technijian's team can also produce a deeper compliance-posture report on request.</w:t>
+      </w:r>
+    </w:p>
+    <w:p/>
+    <w:tbl>
+      <w:tblPr>
+        <w:tblW w:type="auto" w:w="0"/>
+        <w:tblLayout w:type="fixed"/>
+        <w:tblLook w:firstColumn="1" w:firstRow="1" w:lastColumn="0" w:lastRow="0" w:noHBand="0" w:noVBand="1" w:val="04A0"/>
+      </w:tblPr>
+      <w:tblGrid>
+        <w:gridCol w:w="94"/>
+        <w:gridCol w:w="8976"/>
+      </w:tblGrid>
+      <w:tr>
+        <w:tc>
+          <w:tcPr>
+            <w:tcW w:type="dxa" w:w="94"/>
+            <w:shd w:val="clear" w:color="auto" w:fill="006DB6"/>
+            <w:tcBorders>
+              <w:top w:val="nil"/>
+              <w:left w:val="nil"/>
+              <w:bottom w:val="nil"/>
+              <w:right w:val="nil"/>
+              <w:insideH w:val="nil"/>
+              <w:insideV w:val="nil"/>
+            </w:tcBorders>
+          </w:tcPr>
+          <w:p/>
+        </w:tc>
+        <w:tc>
+          <w:tcPr>
+            <w:tcW w:type="dxa" w:w="8976"/>
+            <w:tcBorders>
+              <w:top w:val="nil"/>
+              <w:left w:val="nil"/>
+              <w:bottom w:val="nil"/>
+              <w:right w:val="nil"/>
+              <w:insideH w:val="nil"/>
+              <w:insideV w:val="nil"/>
+            </w:tcBorders>
+          </w:tcPr>
+          <w:p>
+            <w:pPr>
+              <w:spacing w:before="80" w:after="80"/>
+            </w:pPr>
+            <w:r>
+              <w:rPr>
+                <w:rFonts w:ascii="Open Sans" w:hAnsi="Open Sans"/>
+                <w:b/>
+                <w:i w:val="0"/>
+                <w:color w:val="006DB6"/>
+                <w:sz w:val="28"/>
+              </w:rPr>
               <w:t xml:space="preserve">  How This Protection Works</w:t>
             </w:r>
           </w:p>
